--- a/worksheets/dist/Worksheet3_NetCore_L2.docx
+++ b/worksheets/dist/Worksheet3_NetCore_L2.docx
@@ -284,7 +284,7 @@
             <w:pPr>
               <w:spacing w:after="0"/>
             </w:pPr>
-            <w:hyperlink w:history="1" r:id="rIdaeei7bhnp3sazlujpmysn">
+            <w:hyperlink w:history="1" r:id="rIdw8cq6fdeve_pefg0fxmvl">
               <w:r>
                 <w:rPr>
                   <w:rFonts w:ascii="Calibri" w:cs="Calibri" w:eastAsia="Calibri" w:hAnsi="Calibri"/>
@@ -295,7 +295,7 @@
                   <w:szCs w:val="20"/>
                   <w:u w:val="single"/>
                 </w:rPr>
-                <w:t xml:space="preserve">https://aion-green-it-day2.vercel.app/case/nordcom/</w:t>
+                <w:t xml:space="preserve">https://aion-green-it-day2-it-as-an-environ.vercel.app/case/nordcom/</w:t>
               </w:r>
             </w:hyperlink>
           </w:p>
@@ -361,7 +361,7 @@
             <w:pPr>
               <w:spacing w:after="0"/>
             </w:pPr>
-            <w:hyperlink w:history="1" r:id="rIdsshbleqw5ghwwco3kkotw">
+            <w:hyperlink w:history="1" r:id="rIdnydpqgrnb7xqv2o9pausn">
               <w:r>
                 <w:rPr>
                   <w:rFonts w:ascii="Calibri" w:cs="Calibri" w:eastAsia="Calibri" w:hAnsi="Calibri"/>
@@ -372,7 +372,7 @@
                   <w:szCs w:val="20"/>
                   <w:u w:val="single"/>
                 </w:rPr>
-                <w:t xml:space="preserve">https://aion-green-it-day2.vercel.app/</w:t>
+                <w:t xml:space="preserve">https://aion-green-it-day2-it-as-an-environ.vercel.app/</w:t>
               </w:r>
             </w:hyperlink>
           </w:p>
@@ -2247,42 +2247,42 @@
                 <w:sz w:val="20"/>
                 <w:szCs w:val="20"/>
               </w:rPr>
-              <w:t xml:space="preserve">No app viewing needed.</w:t>
-            </w:r>
-          </w:p>
-        </w:tc>
-        <w:tc>
-          <w:tcPr>
-            <w:tcBorders>
-              <w:top w:val="single" w:color="D9D3EA" w:sz="4"/>
-              <w:left w:val="single" w:color="D9D3EA" w:sz="4"/>
-              <w:bottom w:val="single" w:color="D9D3EA" w:sz="4"/>
-              <w:right w:val="single" w:color="D9D3EA" w:sz="4"/>
-            </w:tcBorders>
-            <w:tcMar>
-              <w:top w:type="dxa" w:w="80"/>
-              <w:left w:type="dxa" w:w="120"/>
-              <w:bottom w:type="dxa" w:w="80"/>
-              <w:right w:type="dxa" w:w="120"/>
-            </w:tcMar>
-            <w:vAlign w:val="top"/>
-          </w:tcPr>
-          <w:p>
-            <w:pPr>
-              <w:spacing w:after="0" w:before="0"/>
-            </w:pPr>
-            <w:r>
-              <w:rPr>
-                <w:rFonts w:ascii="Calibri" w:cs="Calibri" w:eastAsia="Calibri" w:hAnsi="Calibri"/>
-                <w:b w:val="false"/>
-                <w:bCs w:val="false"/>
-                <w:i w:val="false"/>
-                <w:iCs w:val="false"/>
-                <w:color w:val="1B1230"/>
-                <w:sz w:val="20"/>
-                <w:szCs w:val="20"/>
-              </w:rPr>
-              <w:t xml:space="preserve">Choose four priority action areas.</w:t>
+              <w:t xml:space="preserve">/case/nordcom → the “first move” widget lists the four levers (optional).</w:t>
+            </w:r>
+          </w:p>
+        </w:tc>
+        <w:tc>
+          <w:tcPr>
+            <w:tcBorders>
+              <w:top w:val="single" w:color="D9D3EA" w:sz="4"/>
+              <w:left w:val="single" w:color="D9D3EA" w:sz="4"/>
+              <w:bottom w:val="single" w:color="D9D3EA" w:sz="4"/>
+              <w:right w:val="single" w:color="D9D3EA" w:sz="4"/>
+            </w:tcBorders>
+            <w:tcMar>
+              <w:top w:type="dxa" w:w="80"/>
+              <w:left w:type="dxa" w:w="120"/>
+              <w:bottom w:type="dxa" w:w="80"/>
+              <w:right w:type="dxa" w:w="120"/>
+            </w:tcMar>
+            <w:vAlign w:val="top"/>
+          </w:tcPr>
+          <w:p>
+            <w:pPr>
+              <w:spacing w:after="0" w:before="0"/>
+            </w:pPr>
+            <w:r>
+              <w:rPr>
+                <w:rFonts w:ascii="Calibri" w:cs="Calibri" w:eastAsia="Calibri" w:hAnsi="Calibri"/>
+                <w:b w:val="false"/>
+                <w:bCs w:val="false"/>
+                <w:i w:val="false"/>
+                <w:iCs w:val="false"/>
+                <w:color w:val="1B1230"/>
+                <w:sz w:val="20"/>
+                <w:szCs w:val="20"/>
+              </w:rPr>
+              <w:t xml:space="preserve">Clue: group the eight findings into four levers; cite the F# that drives each.</w:t>
             </w:r>
           </w:p>
         </w:tc>
@@ -2354,42 +2354,42 @@
                 <w:sz w:val="20"/>
                 <w:szCs w:val="20"/>
               </w:rPr>
-              <w:t xml:space="preserve">No app viewing needed.</w:t>
-            </w:r>
-          </w:p>
-        </w:tc>
-        <w:tc>
-          <w:tcPr>
-            <w:tcBorders>
-              <w:top w:val="single" w:color="D9D3EA" w:sz="4"/>
-              <w:left w:val="single" w:color="D9D3EA" w:sz="4"/>
-              <w:bottom w:val="single" w:color="D9D3EA" w:sz="4"/>
-              <w:right w:val="single" w:color="D9D3EA" w:sz="4"/>
-            </w:tcBorders>
-            <w:tcMar>
-              <w:top w:type="dxa" w:w="80"/>
-              <w:left w:type="dxa" w:w="120"/>
-              <w:bottom w:type="dxa" w:w="80"/>
-              <w:right w:type="dxa" w:w="120"/>
-            </w:tcMar>
-            <w:vAlign w:val="top"/>
-          </w:tcPr>
-          <w:p>
-            <w:pPr>
-              <w:spacing w:after="0" w:before="0"/>
-            </w:pPr>
-            <w:r>
-              <w:rPr>
-                <w:rFonts w:ascii="Calibri" w:cs="Calibri" w:eastAsia="Calibri" w:hAnsi="Calibri"/>
-                <w:b w:val="false"/>
-                <w:bCs w:val="false"/>
-                <w:i w:val="false"/>
-                <w:iCs w:val="false"/>
-                <w:color w:val="1B1230"/>
-                <w:sz w:val="20"/>
-                <w:szCs w:val="20"/>
-              </w:rPr>
-              <w:t xml:space="preserve">Split each into short / medium / structural.</w:t>
+              <w:t xml:space="preserve">/case/nordcom → the answer-key horizon bar (Short → Medium → Structural), optional.</w:t>
+            </w:r>
+          </w:p>
+        </w:tc>
+        <w:tc>
+          <w:tcPr>
+            <w:tcBorders>
+              <w:top w:val="single" w:color="D9D3EA" w:sz="4"/>
+              <w:left w:val="single" w:color="D9D3EA" w:sz="4"/>
+              <w:bottom w:val="single" w:color="D9D3EA" w:sz="4"/>
+              <w:right w:val="single" w:color="D9D3EA" w:sz="4"/>
+            </w:tcBorders>
+            <w:tcMar>
+              <w:top w:type="dxa" w:w="80"/>
+              <w:left w:type="dxa" w:w="120"/>
+              <w:bottom w:type="dxa" w:w="80"/>
+              <w:right w:type="dxa" w:w="120"/>
+            </w:tcMar>
+            <w:vAlign w:val="top"/>
+          </w:tcPr>
+          <w:p>
+            <w:pPr>
+              <w:spacing w:after="0" w:before="0"/>
+            </w:pPr>
+            <w:r>
+              <w:rPr>
+                <w:rFonts w:ascii="Calibri" w:cs="Calibri" w:eastAsia="Calibri" w:hAnsi="Calibri"/>
+                <w:b w:val="false"/>
+                <w:bCs w:val="false"/>
+                <w:i w:val="false"/>
+                <w:iCs w:val="false"/>
+                <w:color w:val="1B1230"/>
+                <w:sz w:val="20"/>
+                <w:szCs w:val="20"/>
+              </w:rPr>
+              <w:t xml:space="preserve">Clue: startable now = short; needs a decision/budget/supplier = medium; changes how decisions are made = structural.</w:t>
             </w:r>
           </w:p>
         </w:tc>
@@ -2568,42 +2568,42 @@
                 <w:sz w:val="20"/>
                 <w:szCs w:val="20"/>
               </w:rPr>
-              <w:t xml:space="preserve">No app viewing needed.</w:t>
-            </w:r>
-          </w:p>
-        </w:tc>
-        <w:tc>
-          <w:tcPr>
-            <w:tcBorders>
-              <w:top w:val="single" w:color="D9D3EA" w:sz="4"/>
-              <w:left w:val="single" w:color="D9D3EA" w:sz="4"/>
-              <w:bottom w:val="single" w:color="D9D3EA" w:sz="4"/>
-              <w:right w:val="single" w:color="D9D3EA" w:sz="4"/>
-            </w:tcBorders>
-            <w:tcMar>
-              <w:top w:type="dxa" w:w="80"/>
-              <w:left w:type="dxa" w:w="120"/>
-              <w:bottom w:type="dxa" w:w="80"/>
-              <w:right w:type="dxa" w:w="120"/>
-            </w:tcMar>
-            <w:vAlign w:val="top"/>
-          </w:tcPr>
-          <w:p>
-            <w:pPr>
-              <w:spacing w:after="0" w:before="0"/>
-            </w:pPr>
-            <w:r>
-              <w:rPr>
-                <w:rFonts w:ascii="Calibri" w:cs="Calibri" w:eastAsia="Calibri" w:hAnsi="Calibri"/>
-                <w:b w:val="false"/>
-                <w:bCs w:val="false"/>
-                <w:i w:val="false"/>
-                <w:iCs w:val="false"/>
-                <w:color w:val="1B1230"/>
-                <w:sz w:val="20"/>
-                <w:szCs w:val="20"/>
-              </w:rPr>
-              <w:t xml:space="preserve">Anchor responsibility and review.</w:t>
+              <w:t xml:space="preserve">/learn → L3 “Governance mini org-chart” shows who owns what (optional).</w:t>
+            </w:r>
+          </w:p>
+        </w:tc>
+        <w:tc>
+          <w:tcPr>
+            <w:tcBorders>
+              <w:top w:val="single" w:color="D9D3EA" w:sz="4"/>
+              <w:left w:val="single" w:color="D9D3EA" w:sz="4"/>
+              <w:bottom w:val="single" w:color="D9D3EA" w:sz="4"/>
+              <w:right w:val="single" w:color="D9D3EA" w:sz="4"/>
+            </w:tcBorders>
+            <w:tcMar>
+              <w:top w:type="dxa" w:w="80"/>
+              <w:left w:type="dxa" w:w="120"/>
+              <w:bottom w:type="dxa" w:w="80"/>
+              <w:right w:type="dxa" w:w="120"/>
+            </w:tcMar>
+            <w:vAlign w:val="top"/>
+          </w:tcPr>
+          <w:p>
+            <w:pPr>
+              <w:spacing w:after="0" w:before="0"/>
+            </w:pPr>
+            <w:r>
+              <w:rPr>
+                <w:rFonts w:ascii="Calibri" w:cs="Calibri" w:eastAsia="Calibri" w:hAnsi="Calibri"/>
+                <w:b w:val="false"/>
+                <w:bCs w:val="false"/>
+                <w:i w:val="false"/>
+                <w:iCs w:val="false"/>
+                <w:color w:val="1B1230"/>
+                <w:sz w:val="20"/>
+                <w:szCs w:val="20"/>
+              </w:rPr>
+              <w:t xml:space="preserve">Clue: a name without a reporting line and a rhythm is not an anchor.</w:t>
             </w:r>
           </w:p>
         </w:tc>
@@ -2796,7 +2796,7 @@
                 <w:sz w:val="20"/>
                 <w:szCs w:val="20"/>
               </w:rPr>
-              <w:t xml:space="preserve">https://aion-green-it-day2.vercel.app/case/nordcom/ — click each of the eight findings on the board.</w:t>
+              <w:t xml:space="preserve">https://aion-green-it-day2-it-as-an-environ.vercel.app/case/nordcom/ — click each of the eight findings on the board.</w:t>
             </w:r>
           </w:p>
           <w:p>
@@ -3961,7 +3961,7 @@
           </w:tcPr>
           <w:p>
             <w:pPr>
-              <w:spacing w:after="0" w:before="0"/>
+              <w:spacing w:after="40" w:before="0"/>
             </w:pPr>
             <w:r>
               <w:rPr>
@@ -3988,6 +3988,37 @@
                 <w:szCs w:val="20"/>
               </w:rPr>
               <w:t xml:space="preserve">Answered from this sheet. Copy the action-area name from the reference, and cite at least one finding (F#) that drives it.</w:t>
+            </w:r>
+          </w:p>
+          <w:p>
+            <w:pPr>
+              <w:spacing w:after="0" w:before="0"/>
+            </w:pPr>
+            <w:r>
+              <w:rPr>
+                <w:rFonts w:ascii="Calibri" w:cs="Calibri" w:eastAsia="Calibri" w:hAnsi="Calibri"/>
+                <w:b/>
+                <w:bCs/>
+                <w:i/>
+                <w:iCs/>
+                <w:color w:val="6B6484"/>
+                <w:sz w:val="18"/>
+                <w:szCs w:val="18"/>
+              </w:rPr>
+              <w:t xml:space="preserve">In the app (optional) · </w:t>
+            </w:r>
+            <w:r>
+              <w:rPr>
+                <w:rFonts w:ascii="Calibri" w:cs="Calibri" w:eastAsia="Calibri" w:hAnsi="Calibri"/>
+                <w:b w:val="false"/>
+                <w:bCs w:val="false"/>
+                <w:i/>
+                <w:iCs/>
+                <w:color w:val="6B6484"/>
+                <w:sz w:val="18"/>
+                <w:szCs w:val="18"/>
+              </w:rPr>
+              <w:t xml:space="preserve">https://aion-green-it-day2-it-as-an-environ.vercel.app/case/nordcom/ — the four levers in the “first move” widget</w:t>
             </w:r>
           </w:p>
         </w:tc>
@@ -4865,7 +4896,7 @@
           </w:tcPr>
           <w:p>
             <w:pPr>
-              <w:spacing w:after="0" w:before="0"/>
+              <w:spacing w:after="40" w:before="0"/>
             </w:pPr>
             <w:r>
               <w:rPr>
@@ -4892,6 +4923,37 @@
                 <w:szCs w:val="20"/>
               </w:rPr>
               <w:t xml:space="preserve">Answered from this sheet. Short-term = startable now. Medium-term = needs a decision, a budget or a supplier. Structural = changes how decisions are made.</w:t>
+            </w:r>
+          </w:p>
+          <w:p>
+            <w:pPr>
+              <w:spacing w:after="0" w:before="0"/>
+            </w:pPr>
+            <w:r>
+              <w:rPr>
+                <w:rFonts w:ascii="Calibri" w:cs="Calibri" w:eastAsia="Calibri" w:hAnsi="Calibri"/>
+                <w:b/>
+                <w:bCs/>
+                <w:i/>
+                <w:iCs/>
+                <w:color w:val="6B6484"/>
+                <w:sz w:val="18"/>
+                <w:szCs w:val="18"/>
+              </w:rPr>
+              <w:t xml:space="preserve">In the app (optional) · </w:t>
+            </w:r>
+            <w:r>
+              <w:rPr>
+                <w:rFonts w:ascii="Calibri" w:cs="Calibri" w:eastAsia="Calibri" w:hAnsi="Calibri"/>
+                <w:b w:val="false"/>
+                <w:bCs w:val="false"/>
+                <w:i/>
+                <w:iCs/>
+                <w:color w:val="6B6484"/>
+                <w:sz w:val="18"/>
+                <w:szCs w:val="18"/>
+              </w:rPr>
+              <w:t xml:space="preserve">https://aion-green-it-day2-it-as-an-environ.vercel.app/case/nordcom/ — the answer-key Short → Medium → Structural bar</w:t>
             </w:r>
           </w:p>
         </w:tc>
@@ -5866,7 +5928,7 @@
                 <w:sz w:val="20"/>
                 <w:szCs w:val="20"/>
               </w:rPr>
-              <w:t xml:space="preserve">https://aion-green-it-day2.vercel.app/case/nordcom/ — the “Which measure is implemented first?” widget below the board.</w:t>
+              <w:t xml:space="preserve">https://aion-green-it-day2-it-as-an-environ.vercel.app/case/nordcom/ — the “Which measure is implemented first?” widget below the board.</w:t>
             </w:r>
           </w:p>
           <w:p>
@@ -6480,7 +6542,7 @@
           </w:tcPr>
           <w:p>
             <w:pPr>
-              <w:spacing w:after="0" w:before="0"/>
+              <w:spacing w:after="40" w:before="0"/>
             </w:pPr>
             <w:r>
               <w:rPr>
@@ -6507,6 +6569,37 @@
                 <w:szCs w:val="20"/>
               </w:rPr>
               <w:t xml:space="preserve">Answered from this sheet. A name without a reporting line is not an anchor.</w:t>
+            </w:r>
+          </w:p>
+          <w:p>
+            <w:pPr>
+              <w:spacing w:after="0" w:before="0"/>
+            </w:pPr>
+            <w:r>
+              <w:rPr>
+                <w:rFonts w:ascii="Calibri" w:cs="Calibri" w:eastAsia="Calibri" w:hAnsi="Calibri"/>
+                <w:b/>
+                <w:bCs/>
+                <w:i/>
+                <w:iCs/>
+                <w:color w:val="6B6484"/>
+                <w:sz w:val="18"/>
+                <w:szCs w:val="18"/>
+              </w:rPr>
+              <w:t xml:space="preserve">In the app (optional) · </w:t>
+            </w:r>
+            <w:r>
+              <w:rPr>
+                <w:rFonts w:ascii="Calibri" w:cs="Calibri" w:eastAsia="Calibri" w:hAnsi="Calibri"/>
+                <w:b w:val="false"/>
+                <w:bCs w:val="false"/>
+                <w:i/>
+                <w:iCs/>
+                <w:color w:val="6B6484"/>
+                <w:sz w:val="18"/>
+                <w:szCs w:val="18"/>
+              </w:rPr>
+              <w:t xml:space="preserve">https://aion-green-it-day2-it-as-an-environ.vercel.app/learn/ — the L3 “Governance mini org-chart”</w:t>
             </w:r>
           </w:p>
         </w:tc>

--- a/worksheets/dist/Worksheet3_NetCore_L2.docx
+++ b/worksheets/dist/Worksheet3_NetCore_L2.docx
@@ -284,7 +284,7 @@
             <w:pPr>
               <w:spacing w:after="0"/>
             </w:pPr>
-            <w:hyperlink w:history="1" r:id="rIdw8cq6fdeve_pefg0fxmvl">
+            <w:hyperlink w:history="1" r:id="rIdowcptm7hylszyn5fpkeby">
               <w:r>
                 <w:rPr>
                   <w:rFonts w:ascii="Calibri" w:cs="Calibri" w:eastAsia="Calibri" w:hAnsi="Calibri"/>
@@ -295,7 +295,7 @@
                   <w:szCs w:val="20"/>
                   <w:u w:val="single"/>
                 </w:rPr>
-                <w:t xml:space="preserve">https://aion-green-it-day2-it-as-an-environ.vercel.app/case/nordcom/</w:t>
+                <w:t xml:space="preserve">https://aion-green-it-day2-it-as-an-environ.vercel.app/case/netcore/</w:t>
               </w:r>
             </w:hyperlink>
           </w:p>
@@ -361,7 +361,7 @@
             <w:pPr>
               <w:spacing w:after="0"/>
             </w:pPr>
-            <w:hyperlink w:history="1" r:id="rIdnydpqgrnb7xqv2o9pausn">
+            <w:hyperlink w:history="1" r:id="rIdu-h-sp7eugdtgyk3i1ms1">
               <w:r>
                 <w:rPr>
                   <w:rFonts w:ascii="Calibri" w:cs="Calibri" w:eastAsia="Calibri" w:hAnsi="Calibri"/>
@@ -2247,7 +2247,7 @@
                 <w:sz w:val="20"/>
                 <w:szCs w:val="20"/>
               </w:rPr>
-              <w:t xml:space="preserve">/case/nordcom → the “first move” widget lists the four levers (optional).</w:t>
+              <w:t xml:space="preserve">/case/netcore → the “first move” widget lists the four levers (optional).</w:t>
             </w:r>
           </w:p>
         </w:tc>
@@ -2354,7 +2354,7 @@
                 <w:sz w:val="20"/>
                 <w:szCs w:val="20"/>
               </w:rPr>
-              <w:t xml:space="preserve">/case/nordcom → the answer-key horizon bar (Short → Medium → Structural), optional.</w:t>
+              <w:t xml:space="preserve">/case/netcore → the answer-key horizon bar (Short → Medium → Structural), optional.</w:t>
             </w:r>
           </w:p>
         </w:tc>
@@ -2796,7 +2796,7 @@
                 <w:sz w:val="20"/>
                 <w:szCs w:val="20"/>
               </w:rPr>
-              <w:t xml:space="preserve">https://aion-green-it-day2-it-as-an-environ.vercel.app/case/nordcom/ — click each of the eight findings on the board.</w:t>
+              <w:t xml:space="preserve">https://aion-green-it-day2-it-as-an-environ.vercel.app/case/netcore/ — click each of the eight findings on the board.</w:t>
             </w:r>
           </w:p>
           <w:p>
@@ -4018,7 +4018,7 @@
                 <w:sz w:val="18"/>
                 <w:szCs w:val="18"/>
               </w:rPr>
-              <w:t xml:space="preserve">https://aion-green-it-day2-it-as-an-environ.vercel.app/case/nordcom/ — the four levers in the “first move” widget</w:t>
+              <w:t xml:space="preserve">https://aion-green-it-day2-it-as-an-environ.vercel.app/case/netcore/ — the four levers in the “first move” widget</w:t>
             </w:r>
           </w:p>
         </w:tc>
@@ -4953,7 +4953,7 @@
                 <w:sz w:val="18"/>
                 <w:szCs w:val="18"/>
               </w:rPr>
-              <w:t xml:space="preserve">https://aion-green-it-day2-it-as-an-environ.vercel.app/case/nordcom/ — the answer-key Short → Medium → Structural bar</w:t>
+              <w:t xml:space="preserve">https://aion-green-it-day2-it-as-an-environ.vercel.app/case/netcore/ — the answer-key Short → Medium → Structural bar</w:t>
             </w:r>
           </w:p>
         </w:tc>
@@ -5928,7 +5928,7 @@
                 <w:sz w:val="20"/>
                 <w:szCs w:val="20"/>
               </w:rPr>
-              <w:t xml:space="preserve">https://aion-green-it-day2-it-as-an-environ.vercel.app/case/nordcom/ — the “Which measure is implemented first?” widget below the board.</w:t>
+              <w:t xml:space="preserve">https://aion-green-it-day2-it-as-an-environ.vercel.app/case/netcore/ — the “Which measure is implemented first?” widget below the board.</w:t>
             </w:r>
           </w:p>
           <w:p>
